--- a/reports/day-21-report.docx
+++ b/reports/day-21-report.docx
@@ -1501,14 +1501,14 @@
           <w:bCs/>
           <w:i/>
         </w:rPr>
-        <w:t>11/</w:t>
+        <w:t xml:space="preserve">11/08/2026</w:t>
       </w:r>
       <w:r>
         <w:rPr>
           <w:bCs/>
           <w:i/>
         </w:rPr>
-        <w:t>08//2026</w:t>
+        <w:t xml:space="preserve"/>
       </w:r>
     </w:p>
     <w:p>
@@ -4796,7 +4796,7 @@
                 <w:sz w:val="20"/>
                 <w:szCs w:val="20"/>
               </w:rPr>
-              <w:t xml:space="preserve"> semantic HTML development, and website architecture for the Savory House Restaurant Website.</w:t>
+              <w:t xml:space="preserve">Semantic HTML development and website architecture for the Savory House restaurant website.</w:t>
             </w:r>
           </w:p>
         </w:tc>
@@ -4895,21 +4895,21 @@
                 <w:sz w:val="20"/>
                 <w:szCs w:val="20"/>
               </w:rPr>
-              <w:t>Continued building the homepage by creating the Hero section</w:t>
-            </w:r>
-            <w:r>
-              <w:rPr>
-                <w:sz w:val="20"/>
-                <w:szCs w:val="20"/>
-              </w:rPr>
-              <w:t xml:space="preserve"> </w:t>
-            </w:r>
-            <w:r>
-              <w:rPr>
-                <w:sz w:val="20"/>
-                <w:szCs w:val="20"/>
-              </w:rPr>
-              <w:t>improved the project folder structure</w:t>
+              <w:t xml:space="preserve">Continued building the homepage by creating the Hero section and improving the project folder structure.</w:t>
+            </w:r>
+            <w:r>
+              <w:rPr>
+                <w:sz w:val="20"/>
+                <w:szCs w:val="20"/>
+              </w:rPr>
+              <w:t xml:space="preserve"/>
+            </w:r>
+            <w:r>
+              <w:rPr>
+                <w:sz w:val="20"/>
+                <w:szCs w:val="20"/>
+              </w:rPr>
+              <w:t xml:space="preserve"/>
             </w:r>
           </w:p>
         </w:tc>
@@ -5022,7 +5022,7 @@
                 <w:sz w:val="20"/>
                 <w:szCs w:val="20"/>
               </w:rPr>
-              <w:t xml:space="preserve">Developing the Hero and Featured Meals sections of the </w:t>
+              <w:t xml:space="preserve">Developing the Hero and Featured Meals sections of the Savory House website using Flexbox layouts and reusable card structures.</w:t>
             </w:r>
             <w:r>
               <w:rPr>
@@ -5031,28 +5031,28 @@
                 <w:sz w:val="20"/>
                 <w:szCs w:val="20"/>
               </w:rPr>
-              <w:t>Savory House</w:t>
-            </w:r>
-            <w:r>
-              <w:rPr>
-                <w:sz w:val="20"/>
-                <w:szCs w:val="20"/>
-              </w:rPr>
-              <w:t xml:space="preserve"> website</w:t>
-            </w:r>
-            <w:r>
-              <w:rPr>
-                <w:sz w:val="20"/>
-                <w:szCs w:val="20"/>
-              </w:rPr>
-              <w:t xml:space="preserve"> </w:t>
-            </w:r>
-            <w:r>
-              <w:rPr>
-                <w:sz w:val="20"/>
-                <w:szCs w:val="20"/>
-              </w:rPr>
-              <w:t>advanced Flexbox layouts, and professional card structuring.</w:t>
+              <w:t xml:space="preserve"/>
+            </w:r>
+            <w:r>
+              <w:rPr>
+                <w:sz w:val="20"/>
+                <w:szCs w:val="20"/>
+              </w:rPr>
+              <w:t xml:space="preserve"/>
+            </w:r>
+            <w:r>
+              <w:rPr>
+                <w:sz w:val="20"/>
+                <w:szCs w:val="20"/>
+              </w:rPr>
+              <w:t xml:space="preserve"/>
+            </w:r>
+            <w:r>
+              <w:rPr>
+                <w:sz w:val="20"/>
+                <w:szCs w:val="20"/>
+              </w:rPr>
+              <w:t xml:space="preserve"/>
             </w:r>
           </w:p>
         </w:tc>
@@ -6148,7 +6148,7 @@
                 <w:sz w:val="20"/>
                 <w:szCs w:val="20"/>
               </w:rPr>
-              <w:t>TOTAL NUMBER</w:t>
+              <w:t xml:space="preserve">TOTAL NUMBER OF DAYS: 21</w:t>
             </w:r>
             <w:r>
               <w:rPr>
@@ -6158,7 +6158,7 @@
                 <w:sz w:val="20"/>
                 <w:szCs w:val="20"/>
               </w:rPr>
-              <w:t xml:space="preserve"> </w:t>
+              <w:t xml:space="preserve"/>
             </w:r>
             <w:r>
               <w:rPr>
@@ -6168,7 +6168,7 @@
                 <w:sz w:val="20"/>
                 <w:szCs w:val="20"/>
               </w:rPr>
-              <w:t xml:space="preserve">OF DAYS: </w:t>
+              <w:t xml:space="preserve"> </w:t>
             </w:r>
           </w:p>
         </w:tc>
@@ -6211,7 +6211,7 @@
                 <w:sz w:val="20"/>
                 <w:szCs w:val="20"/>
               </w:rPr>
-              <w:t xml:space="preserve">TOTAL NUMBER OF HOURS: </w:t>
+              <w:t xml:space="preserve">TOTAL NUMBER OF HOURS: 113 </w:t>
             </w:r>
           </w:p>
         </w:tc>
@@ -7695,7 +7695,7 @@
                 <w:b/>
                 <w:bCs/>
               </w:rPr>
-              <w:t>.</w:t>
+              <w:t xml:space="preserve">.item-</w:t>
             </w:r>
             <w:proofErr w:type="spellStart"/>
             <w:r>
@@ -7703,7 +7703,7 @@
                 <w:b/>
                 <w:bCs/>
               </w:rPr>
-              <w:t>iteam</w:t>
+              <w:t xml:space="preserve"/>
             </w:r>
             <w:proofErr w:type="spellEnd"/>
             <w:r>
@@ -7711,7 +7711,7 @@
                 <w:b/>
                 <w:bCs/>
               </w:rPr>
-              <w:t>-card</w:t>
+              <w:t xml:space="preserve">card</w:t>
             </w:r>
             <w:r>
               <w:t xml:space="preserve">, </w:t>
@@ -7721,7 +7721,7 @@
                 <w:b/>
                 <w:bCs/>
               </w:rPr>
-              <w:t>.</w:t>
+              <w:t xml:space="preserve">.item-</w:t>
             </w:r>
             <w:proofErr w:type="spellStart"/>
             <w:r>
@@ -7729,7 +7729,7 @@
                 <w:b/>
                 <w:bCs/>
               </w:rPr>
-              <w:t>iteam</w:t>
+              <w:t xml:space="preserve"/>
             </w:r>
             <w:proofErr w:type="spellEnd"/>
             <w:r>
@@ -7737,7 +7737,7 @@
                 <w:b/>
                 <w:bCs/>
               </w:rPr>
-              <w:t>-image</w:t>
+              <w:t xml:space="preserve">image</w:t>
             </w:r>
             <w:r>
               <w:t xml:space="preserve">, </w:t>
@@ -7747,7 +7747,7 @@
                 <w:b/>
                 <w:bCs/>
               </w:rPr>
-              <w:t>.</w:t>
+              <w:t xml:space="preserve">.item-</w:t>
             </w:r>
             <w:proofErr w:type="spellStart"/>
             <w:r>
@@ -7755,7 +7755,7 @@
                 <w:b/>
                 <w:bCs/>
               </w:rPr>
-              <w:t>iteam</w:t>
+              <w:t xml:space="preserve"/>
             </w:r>
             <w:proofErr w:type="spellEnd"/>
             <w:r>
@@ -7763,7 +7763,7 @@
                 <w:b/>
                 <w:bCs/>
               </w:rPr>
-              <w:t>-content</w:t>
+              <w:t xml:space="preserve">content</w:t>
             </w:r>
             <w:r>
               <w:t xml:space="preserve">, </w:t>
@@ -7773,7 +7773,7 @@
                 <w:b/>
                 <w:bCs/>
               </w:rPr>
-              <w:t>.</w:t>
+              <w:t xml:space="preserve">.item-</w:t>
             </w:r>
             <w:proofErr w:type="spellStart"/>
             <w:r>
@@ -7781,7 +7781,7 @@
                 <w:b/>
                 <w:bCs/>
               </w:rPr>
-              <w:t>iteam</w:t>
+              <w:t xml:space="preserve"/>
             </w:r>
             <w:proofErr w:type="spellEnd"/>
             <w:r>
@@ -7789,7 +7789,7 @@
                 <w:b/>
                 <w:bCs/>
               </w:rPr>
-              <w:t>-description</w:t>
+              <w:t xml:space="preserve">description</w:t>
             </w:r>
             <w:r>
               <w:t xml:space="preserve">, </w:t>
@@ -7799,7 +7799,7 @@
                 <w:b/>
                 <w:bCs/>
               </w:rPr>
-              <w:t>.</w:t>
+              <w:t xml:space="preserve">.item-</w:t>
             </w:r>
             <w:proofErr w:type="spellStart"/>
             <w:r>
@@ -7807,7 +7807,7 @@
                 <w:b/>
                 <w:bCs/>
               </w:rPr>
-              <w:t>iteam</w:t>
+              <w:t xml:space="preserve"/>
             </w:r>
             <w:proofErr w:type="spellEnd"/>
             <w:r>
@@ -7815,7 +7815,7 @@
                 <w:b/>
                 <w:bCs/>
               </w:rPr>
-              <w:t>-allergens</w:t>
+              <w:t xml:space="preserve">allergens</w:t>
             </w:r>
             <w:r>
               <w:t xml:space="preserve">, </w:t>
@@ -7825,7 +7825,7 @@
                 <w:b/>
                 <w:bCs/>
               </w:rPr>
-              <w:t>.</w:t>
+              <w:t xml:space="preserve">.item-</w:t>
             </w:r>
             <w:proofErr w:type="spellStart"/>
             <w:r>
@@ -7833,7 +7833,7 @@
                 <w:b/>
                 <w:bCs/>
               </w:rPr>
-              <w:t>iteam</w:t>
+              <w:t xml:space="preserve"/>
             </w:r>
             <w:proofErr w:type="spellEnd"/>
             <w:r>
@@ -7841,7 +7841,7 @@
                 <w:b/>
                 <w:bCs/>
               </w:rPr>
-              <w:t>-nutrition</w:t>
+              <w:t xml:space="preserve">nutrition</w:t>
             </w:r>
             <w:r>
               <w:t xml:space="preserve">, and </w:t>
@@ -7851,7 +7851,7 @@
                 <w:b/>
                 <w:bCs/>
               </w:rPr>
-              <w:t>.</w:t>
+              <w:t xml:space="preserve">.item-</w:t>
             </w:r>
             <w:proofErr w:type="spellStart"/>
             <w:r>
@@ -7859,7 +7859,7 @@
                 <w:b/>
                 <w:bCs/>
               </w:rPr>
-              <w:t>iteam</w:t>
+              <w:t xml:space="preserve"/>
             </w:r>
             <w:proofErr w:type="spellEnd"/>
             <w:r>
@@ -7867,7 +7867,7 @@
                 <w:b/>
                 <w:bCs/>
               </w:rPr>
-              <w:t>-price</w:t>
+              <w:t xml:space="preserve">price</w:t>
             </w:r>
             <w:r>
               <w:t>. This structure is intended to be reused later for the Pizza and</w:t>
